--- a/Morosos/Desprendible X3.docx
+++ b/Morosos/Desprendible X3.docx
@@ -67,7 +67,7 @@
           <w:noProof/>
           <w:lang w:eastAsia="es-CO"/>
         </w:rPr>
-        <w:t>7 julio de 2026</w:t>
+        <w:t>1 de octubre de 2026</w:t>
       </w:r>
       <w:r>
         <w:rPr>
@@ -202,7 +202,7 @@
           <w:noProof/>
           <w:lang w:eastAsia="es-CO"/>
         </w:rPr>
-        <w:t>9</w:t>
+        <w:t>14</w:t>
       </w:r>
       <w:r>
         <w:rPr>
@@ -244,7 +244,7 @@
           <w:noProof/>
           <w:lang w:eastAsia="es-CO"/>
         </w:rPr>
-        <w:t>Julio</w:t>
+        <w:t>Octubre</w:t>
       </w:r>
       <w:r>
         <w:rPr>
@@ -293,7 +293,7 @@
           <w:noProof/>
           <w:lang w:eastAsia="es-CO"/>
         </w:rPr>
-        <w:t>7 am</w:t>
+        <w:t>7 a.m.</w:t>
       </w:r>
       <w:r>
         <w:rPr>
@@ -347,33 +347,8 @@
           <w:rStyle w:val="15ogck0"/>
           <w:lang w:eastAsia="es-CO"/>
         </w:rPr>
-        <w:t xml:space="preserve"> Tiene más hijos en el colegio: Sí </w:t>
-      </w:r>
-      <w:proofErr w:type="gramStart"/>
-      <w:r>
-        <w:rPr>
-          <w:rStyle w:val="15ogck0"/>
-          <w:lang w:eastAsia="es-CO"/>
-        </w:rPr>
-        <w:t>[ ]</w:t>
-      </w:r>
-      <w:proofErr w:type="gramEnd"/>
-      <w:r>
-        <w:rPr>
-          <w:rStyle w:val="15ogck0"/>
-          <w:lang w:eastAsia="es-CO"/>
-        </w:rPr>
-        <w:t xml:space="preserve"> No </w:t>
-      </w:r>
-      <w:proofErr w:type="gramStart"/>
-      <w:r>
-        <w:rPr>
-          <w:rStyle w:val="15ogck0"/>
-          <w:lang w:eastAsia="es-CO"/>
-        </w:rPr>
-        <w:t>[ ]</w:t>
-      </w:r>
-      <w:proofErr w:type="gramEnd"/>
+        <w:t xml:space="preserve"> Tiene más hijos en el colegio: Sí [ ] No [ ]</w:t>
+      </w:r>
       <w:r>
         <w:rPr>
           <w:rStyle w:val="15ogck0"/>
@@ -413,32 +388,7 @@
           <w:rStyle w:val="15ogck0"/>
           <w:lang w:eastAsia="es-CO"/>
         </w:rPr>
-        <w:t xml:space="preserve">Número de </w:t>
-      </w:r>
-      <w:proofErr w:type="spellStart"/>
-      <w:proofErr w:type="gramStart"/>
-      <w:r>
-        <w:rPr>
-          <w:rStyle w:val="15ogck0"/>
-          <w:lang w:eastAsia="es-CO"/>
-        </w:rPr>
-        <w:t>contacto:_</w:t>
-      </w:r>
-      <w:proofErr w:type="gramEnd"/>
-      <w:r>
-        <w:rPr>
-          <w:rStyle w:val="15ogck0"/>
-          <w:lang w:eastAsia="es-CO"/>
-        </w:rPr>
-        <w:t>__________________Fecha</w:t>
-      </w:r>
-      <w:proofErr w:type="spellEnd"/>
-      <w:r>
-        <w:rPr>
-          <w:rStyle w:val="15ogck0"/>
-          <w:lang w:eastAsia="es-CO"/>
-        </w:rPr>
-        <w:t>: ____ / ____ / 202</w:t>
+        <w:t>Número de contacto:___________________Fecha: ____ / ____ / 202</w:t>
       </w:r>
       <w:r>
         <w:rPr>
@@ -527,7 +477,7 @@
           <w:noProof/>
           <w:lang w:eastAsia="es-CO"/>
         </w:rPr>
-        <w:t>7 julio de 2026</w:t>
+        <w:t>1 de octubre de 2026</w:t>
       </w:r>
       <w:r>
         <w:rPr>
@@ -648,7 +598,7 @@
           <w:noProof/>
           <w:lang w:eastAsia="es-CO"/>
         </w:rPr>
-        <w:t>9</w:t>
+        <w:t>14</w:t>
       </w:r>
       <w:r>
         <w:rPr>
@@ -690,7 +640,7 @@
           <w:noProof/>
           <w:lang w:eastAsia="es-CO"/>
         </w:rPr>
-        <w:t>Julio</w:t>
+        <w:t>Octubre</w:t>
       </w:r>
       <w:r>
         <w:rPr>
@@ -739,7 +689,7 @@
           <w:noProof/>
           <w:lang w:eastAsia="es-CO"/>
         </w:rPr>
-        <w:t>7 am</w:t>
+        <w:t>7 a.m.</w:t>
       </w:r>
       <w:r>
         <w:rPr>
@@ -793,33 +743,8 @@
           <w:rStyle w:val="15ogck0"/>
           <w:lang w:eastAsia="es-CO"/>
         </w:rPr>
-        <w:t xml:space="preserve"> Tiene más hijos en el colegio: Sí </w:t>
-      </w:r>
-      <w:proofErr w:type="gramStart"/>
-      <w:r>
-        <w:rPr>
-          <w:rStyle w:val="15ogck0"/>
-          <w:lang w:eastAsia="es-CO"/>
-        </w:rPr>
-        <w:t>[ ]</w:t>
-      </w:r>
-      <w:proofErr w:type="gramEnd"/>
-      <w:r>
-        <w:rPr>
-          <w:rStyle w:val="15ogck0"/>
-          <w:lang w:eastAsia="es-CO"/>
-        </w:rPr>
-        <w:t xml:space="preserve"> No </w:t>
-      </w:r>
-      <w:proofErr w:type="gramStart"/>
-      <w:r>
-        <w:rPr>
-          <w:rStyle w:val="15ogck0"/>
-          <w:lang w:eastAsia="es-CO"/>
-        </w:rPr>
-        <w:t>[ ]</w:t>
-      </w:r>
-      <w:proofErr w:type="gramEnd"/>
+        <w:t xml:space="preserve"> Tiene más hijos en el colegio: Sí [ ] No [ ]</w:t>
+      </w:r>
       <w:r>
         <w:rPr>
           <w:rStyle w:val="15ogck0"/>
@@ -859,32 +784,7 @@
           <w:rStyle w:val="15ogck0"/>
           <w:lang w:eastAsia="es-CO"/>
         </w:rPr>
-        <w:t xml:space="preserve">Número de </w:t>
-      </w:r>
-      <w:proofErr w:type="spellStart"/>
-      <w:proofErr w:type="gramStart"/>
-      <w:r>
-        <w:rPr>
-          <w:rStyle w:val="15ogck0"/>
-          <w:lang w:eastAsia="es-CO"/>
-        </w:rPr>
-        <w:t>contacto:_</w:t>
-      </w:r>
-      <w:proofErr w:type="gramEnd"/>
-      <w:r>
-        <w:rPr>
-          <w:rStyle w:val="15ogck0"/>
-          <w:lang w:eastAsia="es-CO"/>
-        </w:rPr>
-        <w:t>__________________Fecha</w:t>
-      </w:r>
-      <w:proofErr w:type="spellEnd"/>
-      <w:r>
-        <w:rPr>
-          <w:rStyle w:val="15ogck0"/>
-          <w:lang w:eastAsia="es-CO"/>
-        </w:rPr>
-        <w:t>: ____ / ____ / 202</w:t>
+        <w:t>Número de contacto:___________________Fecha: ____ / ____ / 202</w:t>
       </w:r>
       <w:r>
         <w:rPr>
@@ -984,7 +884,7 @@
           <w:noProof/>
           <w:lang w:eastAsia="es-CO"/>
         </w:rPr>
-        <w:t>7 julio de 2026</w:t>
+        <w:t>1 de octubre de 2026</w:t>
       </w:r>
       <w:r>
         <w:rPr>
@@ -1105,7 +1005,7 @@
           <w:noProof/>
           <w:lang w:eastAsia="es-CO"/>
         </w:rPr>
-        <w:t>9</w:t>
+        <w:t>14</w:t>
       </w:r>
       <w:r>
         <w:rPr>
@@ -1147,7 +1047,7 @@
           <w:noProof/>
           <w:lang w:eastAsia="es-CO"/>
         </w:rPr>
-        <w:t>Julio</w:t>
+        <w:t>Octubre</w:t>
       </w:r>
       <w:r>
         <w:rPr>
@@ -1196,7 +1096,7 @@
           <w:noProof/>
           <w:lang w:eastAsia="es-CO"/>
         </w:rPr>
-        <w:t>7 am</w:t>
+        <w:t>7 a.m.</w:t>
       </w:r>
       <w:r>
         <w:rPr>
@@ -1250,33 +1150,8 @@
           <w:rStyle w:val="15ogck0"/>
           <w:lang w:eastAsia="es-CO"/>
         </w:rPr>
-        <w:t xml:space="preserve"> Tiene más hijos en el colegio: Sí </w:t>
-      </w:r>
-      <w:proofErr w:type="gramStart"/>
-      <w:r>
-        <w:rPr>
-          <w:rStyle w:val="15ogck0"/>
-          <w:lang w:eastAsia="es-CO"/>
-        </w:rPr>
-        <w:t>[ ]</w:t>
-      </w:r>
-      <w:proofErr w:type="gramEnd"/>
-      <w:r>
-        <w:rPr>
-          <w:rStyle w:val="15ogck0"/>
-          <w:lang w:eastAsia="es-CO"/>
-        </w:rPr>
-        <w:t xml:space="preserve"> No </w:t>
-      </w:r>
-      <w:proofErr w:type="gramStart"/>
-      <w:r>
-        <w:rPr>
-          <w:rStyle w:val="15ogck0"/>
-          <w:lang w:eastAsia="es-CO"/>
-        </w:rPr>
-        <w:t>[ ]</w:t>
-      </w:r>
-      <w:proofErr w:type="gramEnd"/>
+        <w:t xml:space="preserve"> Tiene más hijos en el colegio: Sí [ ] No [ ]</w:t>
+      </w:r>
       <w:r>
         <w:rPr>
           <w:rStyle w:val="15ogck0"/>
@@ -1316,32 +1191,7 @@
           <w:rStyle w:val="15ogck0"/>
           <w:lang w:eastAsia="es-CO"/>
         </w:rPr>
-        <w:t xml:space="preserve">Número de </w:t>
-      </w:r>
-      <w:proofErr w:type="spellStart"/>
-      <w:proofErr w:type="gramStart"/>
-      <w:r>
-        <w:rPr>
-          <w:rStyle w:val="15ogck0"/>
-          <w:lang w:eastAsia="es-CO"/>
-        </w:rPr>
-        <w:t>contacto:_</w:t>
-      </w:r>
-      <w:proofErr w:type="gramEnd"/>
-      <w:r>
-        <w:rPr>
-          <w:rStyle w:val="15ogck0"/>
-          <w:lang w:eastAsia="es-CO"/>
-        </w:rPr>
-        <w:t>__________________Fecha</w:t>
-      </w:r>
-      <w:proofErr w:type="spellEnd"/>
-      <w:r>
-        <w:rPr>
-          <w:rStyle w:val="15ogck0"/>
-          <w:lang w:eastAsia="es-CO"/>
-        </w:rPr>
-        <w:t>: ____ / ____ / 202</w:t>
+        <w:t>Número de contacto:___________________Fecha: ____ / ____ / 202</w:t>
       </w:r>
       <w:r>
         <w:rPr>
